--- a/lda/lda_webui/static/lda_whitepaper_v0.9.40.docx
+++ b/lda/lda_webui/static/lda_whitepaper_v0.9.40.docx
@@ -3265,6 +3265,89 @@
         <w:t>LDA 内部运行账本（v0.9.40）：50 锚 / 22 引擎 / 97 CI core / 5 pdks / 8 layers / 58 货架 / 规模基线</w:t>
       </w:r>
     </w:p>
+    <w:p>
+      <w:pPr>
+        <w:pStyle w:val="Heading1"/>
+      </w:pPr>
+      <w:r>
+        <w:t>版权所有</w:t>
+      </w:r>
+    </w:p>
+    <w:p>
+      <w:r>
+        <w:t xml:space="preserve">© 2026 </w:t>
+      </w:r>
+      <w:r>
+        <w:rPr>
+          <w:b/>
+        </w:rPr>
+        <w:t>上海杜特企业管理咨询有限公司</w:t>
+      </w:r>
+      <w:r>
+        <w:t>. 保留所有权利。</w:t>
+      </w:r>
+    </w:p>
+    <w:p>
+      <w:pPr>
+        <w:pStyle w:val="ListBullet"/>
+      </w:pPr>
+      <w:r>
+        <w:rPr>
+          <w:b/>
+        </w:rPr>
+        <w:t>版权所有方</w:t>
+      </w:r>
+      <w:r>
+        <w:t>：上海杜特企业管理咨询有限公司</w:t>
+      </w:r>
+    </w:p>
+    <w:p>
+      <w:pPr>
+        <w:pStyle w:val="ListBullet"/>
+      </w:pPr>
+      <w:r>
+        <w:rPr>
+          <w:b/>
+        </w:rPr>
+        <w:t>联系人</w:t>
+      </w:r>
+      <w:r>
+        <w:t>：杜玉河（上海杜特企业管理咨询有限公司）</w:t>
+      </w:r>
+    </w:p>
+    <w:p>
+      <w:pPr>
+        <w:pStyle w:val="ListBullet"/>
+      </w:pPr>
+      <w:r>
+        <w:rPr>
+          <w:b/>
+        </w:rPr>
+        <w:t>联系方式</w:t>
+      </w:r>
+      <w:r>
+        <w:t>：13311602075</w:t>
+      </w:r>
+    </w:p>
+    <w:p>
+      <w:pPr>
+        <w:pStyle w:val="ListBullet"/>
+      </w:pPr>
+      <w:r>
+        <w:rPr>
+          <w:b/>
+        </w:rPr>
+        <w:t>微信</w:t>
+      </w:r>
+      <w:r>
+        <w:t>：gongyhlw</w:t>
+      </w:r>
+    </w:p>
+    <w:p>
+      <w:r>
+        <w:t>本白皮书所述 LDA 技术内容基于开源仓库（MIT 计划许可）公开信息整理，版权方对文档编排与品牌内容享有著作权。任何转载、摘编或商业使用，须经版权方书面授权。</w:t>
+      </w:r>
+    </w:p>
     <w:sectPr>
       <w:pgSz w:w="12240" w:h="15840"/>
       <w:pgMar w:top="1440" w:right="1800" w:bottom="1440" w:left="1800" w:header="720" w:footer="720" w:gutter="0"/>
